--- a/apps/api/src/data/preparation-docs/semana2-conocerte-a-ti-mismo.docx
+++ b/apps/api/src/data/preparation-docs/semana2-conocerte-a-ti-mismo.docx
@@ -4555,7 +4555,7 @@
         <w:sz w:val="32"/>
         <w:lang w:val="es-MX"/>
       </w:rPr>
-      <w:t xml:space="preserve">Retiro Emaús </w:t>
+      <w:t xml:space="preserve">Retiro Emaús</w:t>
     </w:r>
     <w:r>
       <w:rPr>
@@ -4563,7 +4563,7 @@
         <w:sz w:val="32"/>
         <w:lang w:val="es-MX"/>
       </w:rPr>
-      <w:t>Del Valle 1</w:t>
+      <w:t/>
     </w:r>
   </w:p>
 </w:ftr>
@@ -4661,7 +4661,7 @@
         <w:sz w:val="32"/>
         <w:lang w:val="es-MX"/>
       </w:rPr>
-      <w:t xml:space="preserve">Retiro Emaús </w:t>
+      <w:t xml:space="preserve">Retiro Emaús</w:t>
     </w:r>
     <w:r>
       <w:rPr>
@@ -4669,7 +4669,7 @@
         <w:sz w:val="32"/>
         <w:lang w:val="es-MX"/>
       </w:rPr>
-      <w:t>Del Valle 1</w:t>
+      <w:t/>
     </w:r>
   </w:p>
 </w:ftr>
@@ -4825,7 +4825,7 @@
                               <w:sz w:val="20"/>
                               <w:szCs w:val="20"/>
                             </w:rPr>
-                            <w:t xml:space="preserve">o </w:t>
+                            <w:t xml:space="preserve">o</w:t>
                           </w:r>
                           <w:r>
                             <w:rPr>
@@ -4833,7 +4833,7 @@
                               <w:sz w:val="20"/>
                               <w:szCs w:val="20"/>
                             </w:rPr>
-                            <w:t>Del Valle 1</w:t>
+                            <w:t/>
                           </w:r>
                         </w:p>
                       </w:txbxContent>
@@ -4925,7 +4925,7 @@
                         <w:sz w:val="20"/>
                         <w:szCs w:val="20"/>
                       </w:rPr>
-                      <w:t xml:space="preserve">o </w:t>
+                      <w:t xml:space="preserve">o</w:t>
                     </w:r>
                     <w:r>
                       <w:rPr>
@@ -4933,7 +4933,7 @@
                         <w:sz w:val="20"/>
                         <w:szCs w:val="20"/>
                       </w:rPr>
-                      <w:t>Del Valle 1</w:t>
+                      <w:t/>
                     </w:r>
                   </w:p>
                 </w:txbxContent>
@@ -5043,7 +5043,7 @@
                               <w:szCs w:val="16"/>
                               <w:lang w:val="es-MX"/>
                             </w:rPr>
-                            <w:t>4 de Sep</w:t>
+                            <w:t/>
                           </w:r>
                           <w:r>
                             <w:rPr>
@@ -5054,7 +5054,7 @@
                               <w:szCs w:val="16"/>
                               <w:lang w:val="es-MX"/>
                             </w:rPr>
-                            <w:t xml:space="preserve"> 2025</w:t>
+                            <w:t xml:space="preserve"/>
                           </w:r>
                         </w:p>
                         <w:p>
@@ -5205,7 +5205,7 @@
                         <w:szCs w:val="16"/>
                         <w:lang w:val="es-MX"/>
                       </w:rPr>
-                      <w:t>4 de Sep</w:t>
+                      <w:t/>
                     </w:r>
                     <w:r>
                       <w:rPr>
@@ -5216,7 +5216,7 @@
                         <w:szCs w:val="16"/>
                         <w:lang w:val="es-MX"/>
                       </w:rPr>
-                      <w:t xml:space="preserve"> 2025</w:t>
+                      <w:t xml:space="preserve"/>
                     </w:r>
                   </w:p>
                   <w:p>
@@ -5437,7 +5437,7 @@
                               <w:sz w:val="20"/>
                               <w:szCs w:val="20"/>
                             </w:rPr>
-                            <w:t xml:space="preserve">o </w:t>
+                            <w:t xml:space="preserve">o</w:t>
                           </w:r>
                           <w:r>
                             <w:rPr>
@@ -5445,7 +5445,7 @@
                               <w:sz w:val="20"/>
                               <w:szCs w:val="20"/>
                             </w:rPr>
-                            <w:t>Del Valle 1</w:t>
+                            <w:t/>
                           </w:r>
                         </w:p>
                       </w:txbxContent>
@@ -5537,7 +5537,7 @@
                         <w:sz w:val="20"/>
                         <w:szCs w:val="20"/>
                       </w:rPr>
-                      <w:t xml:space="preserve">o </w:t>
+                      <w:t xml:space="preserve">o</w:t>
                     </w:r>
                     <w:r>
                       <w:rPr>
@@ -5545,7 +5545,7 @@
                         <w:sz w:val="20"/>
                         <w:szCs w:val="20"/>
                       </w:rPr>
-                      <w:t>Del Valle 1</w:t>
+                      <w:t/>
                     </w:r>
                   </w:p>
                 </w:txbxContent>
@@ -5655,7 +5655,7 @@
                               <w:szCs w:val="16"/>
                               <w:lang w:val="es-MX"/>
                             </w:rPr>
-                            <w:t>4 de Sep</w:t>
+                            <w:t/>
                           </w:r>
                           <w:r>
                             <w:rPr>
@@ -5666,7 +5666,7 @@
                               <w:szCs w:val="16"/>
                               <w:lang w:val="es-MX"/>
                             </w:rPr>
-                            <w:t xml:space="preserve"> 2025</w:t>
+                            <w:t xml:space="preserve"/>
                           </w:r>
                         </w:p>
                         <w:p>
@@ -5817,7 +5817,7 @@
                         <w:szCs w:val="16"/>
                         <w:lang w:val="es-MX"/>
                       </w:rPr>
-                      <w:t>4 de Sep</w:t>
+                      <w:t/>
                     </w:r>
                     <w:r>
                       <w:rPr>
@@ -5828,7 +5828,7 @@
                         <w:szCs w:val="16"/>
                         <w:lang w:val="es-MX"/>
                       </w:rPr>
-                      <w:t xml:space="preserve"> 2025</w:t>
+                      <w:t xml:space="preserve"/>
                     </w:r>
                   </w:p>
                   <w:p>
